--- a/Annual Performance Report DE Sherry & Christian.docx
+++ b/Annual Performance Report DE Sherry & Christian.docx
@@ -61,6 +61,9 @@
     </w:p>
     <w:p>
       <w:r>
+        <w:rPr>
+          <w:noProof/>
+        </w:rPr>
         <w:drawing>
           <wp:inline distT="0" distB="0" distL="0" distR="0" wp14:anchorId="49B25C29" wp14:editId="5A867D04">
             <wp:extent cx="5731510" cy="3439160"/>
@@ -159,7 +162,7 @@
           <w:noProof/>
         </w:rPr>
         <w:drawing>
-          <wp:inline distT="0" distB="0" distL="0" distR="0" wp14:anchorId="10D40BBD" wp14:editId="31D314F2">
+          <wp:inline distT="0" distB="0" distL="0" distR="0" wp14:anchorId="10D40BBD" wp14:editId="3EB91857">
             <wp:extent cx="5731510" cy="3439160"/>
             <wp:effectExtent l="0" t="0" r="0" b="2540"/>
             <wp:docPr id="903152585" name="Picture 1" descr="A graph of a line graph&#10;&#10;AI-generated content may be incorrect."/>
@@ -320,19 +323,69 @@
         <w:rPr>
           <w:rFonts w:ascii="Helvetica Light" w:hAnsi="Helvetica Light" w:cs="Helvetica Light"/>
         </w:rPr>
-        <w:t xml:space="preserve">Shell und BP (+1,2 % und +5,56 %) wären bei steigenden Ölpreisen gut positioniert gewesen, was wiederum anderen Portfoliounternehmen wie Heidelberg Materials geschadet hätte. Aufgrund der relativen Stabilität im Nahen Osten und rekordhoher </w:t>
-      </w:r>
-      <w:r>
-        <w:rPr>
-          <w:rFonts w:ascii="Helvetica Light" w:hAnsi="Helvetica Light" w:cs="Helvetica Light"/>
-        </w:rPr>
-        <w:t>Ö</w:t>
-      </w:r>
-      <w:r>
-        <w:rPr>
-          <w:rFonts w:ascii="Helvetica Light" w:hAnsi="Helvetica Light" w:cs="Helvetica Light"/>
-        </w:rPr>
-        <w:t xml:space="preserve">l-Funde in sicheren und technisch versierten </w:t>
+        <w:t>Shell und BP (+1,2 % und +5,56 %) w</w:t>
+      </w:r>
+      <w:r>
+        <w:rPr>
+          <w:rFonts w:ascii="Helvetica Light" w:hAnsi="Helvetica Light" w:cs="Helvetica Light"/>
+        </w:rPr>
+        <w:t>aren für die Gefahr</w:t>
+      </w:r>
+      <w:r>
+        <w:rPr>
+          <w:rFonts w:ascii="Helvetica Light" w:hAnsi="Helvetica Light" w:cs="Helvetica Light"/>
+        </w:rPr>
+        <w:t xml:space="preserve"> steigende</w:t>
+      </w:r>
+      <w:r>
+        <w:rPr>
+          <w:rFonts w:ascii="Helvetica Light" w:hAnsi="Helvetica Light" w:cs="Helvetica Light"/>
+        </w:rPr>
+        <w:t>r</w:t>
+      </w:r>
+      <w:r>
+        <w:rPr>
+          <w:rFonts w:ascii="Helvetica Light" w:hAnsi="Helvetica Light" w:cs="Helvetica Light"/>
+        </w:rPr>
+        <w:t xml:space="preserve"> Ölpreise positioniert gewesen, was wiederum anderen Portfoliounternehmen wie Heidelberg Materials geschadet hätte. Aufgrund der </w:t>
+      </w:r>
+      <w:r>
+        <w:rPr>
+          <w:rFonts w:ascii="Helvetica Light" w:hAnsi="Helvetica Light" w:cs="Helvetica Light"/>
+          <w:i/>
+          <w:iCs/>
+        </w:rPr>
+        <w:t>relativen</w:t>
+      </w:r>
+      <w:r>
+        <w:rPr>
+          <w:rFonts w:ascii="Helvetica Light" w:hAnsi="Helvetica Light" w:cs="Helvetica Light"/>
+        </w:rPr>
+        <w:t xml:space="preserve"> Stabilität im Nahen Osten und </w:t>
+      </w:r>
+      <w:r>
+        <w:rPr>
+          <w:rFonts w:ascii="Helvetica Light" w:hAnsi="Helvetica Light" w:cs="Helvetica Light"/>
+        </w:rPr>
+        <w:t>Rekord-Ö</w:t>
+      </w:r>
+      <w:r>
+        <w:rPr>
+          <w:rFonts w:ascii="Helvetica Light" w:hAnsi="Helvetica Light" w:cs="Helvetica Light"/>
+        </w:rPr>
+        <w:t>l-Funde</w:t>
+      </w:r>
+      <w:r>
+        <w:rPr>
+          <w:rFonts w:ascii="Helvetica Light" w:hAnsi="Helvetica Light" w:cs="Helvetica Light"/>
+        </w:rPr>
+        <w:t>n</w:t>
+      </w:r>
+      <w:r>
+        <w:rPr>
+          <w:rFonts w:ascii="Helvetica Light" w:hAnsi="Helvetica Light" w:cs="Helvetica Light"/>
+        </w:rPr>
+        <w:t xml:space="preserve"> in sicheren und technisch versierten </w:t>
       </w:r>
       <w:r>
         <w:rPr>
@@ -345,7 +398,7 @@
         <w:rPr>
           <w:rFonts w:ascii="Helvetica Light" w:hAnsi="Helvetica Light" w:cs="Helvetica Light"/>
         </w:rPr>
-        <w:t xml:space="preserve"> Dies ist aus gesmat-</w:t>
+        <w:t xml:space="preserve"> Dies ist aus gesamt-</w:t>
       </w:r>
       <w:r>
         <w:rPr>
@@ -438,6 +491,9 @@
     </w:p>
     <w:p>
       <w:r>
+        <w:rPr>
+          <w:noProof/>
+        </w:rPr>
         <w:drawing>
           <wp:inline distT="0" distB="0" distL="0" distR="0" wp14:anchorId="4E55BD2B" wp14:editId="4A46F5A9">
             <wp:extent cx="5731510" cy="2865755"/>
@@ -517,13 +573,7 @@
         <w:rPr>
           <w:rFonts w:ascii="Helvetica Light" w:hAnsi="Helvetica Light" w:cs="Helvetica Light"/>
         </w:rPr>
-        <w:t>Euer</w:t>
-      </w:r>
-      <w:r>
-        <w:rPr>
-          <w:rFonts w:ascii="Helvetica Light" w:hAnsi="Helvetica Light" w:cs="Helvetica Light"/>
-        </w:rPr>
-        <w:t xml:space="preserve"> aktueller Portfoliowert beträgt </w:t>
+        <w:t xml:space="preserve">Euer aktueller Portfoliowert beträgt </w:t>
       </w:r>
       <w:r>
         <w:rPr>
